--- a/zalaczniki_zapytanie_nr1/Zalacznik_4_Oswiadczenie_o_braku_powiazan.docx
+++ b/zalaczniki_zapytanie_nr1/Zalacznik_4_Oswiadczenie_o_braku_powiazan.docx
@@ -49,7 +49,6 @@
         <w:rPr>
           <w:rFonts w:ascii="Calibri" w:cs="Calibri" w:eastAsia="Calibri" w:hAnsi="Calibri"/>
           <w:highlight w:val="yellow"/>
-          <w:highlightCs w:val="yellow"/>
         </w:rPr>
         <w:t xml:space="preserve">[uzupełnia Wykonawca]</w:t>
       </w:r>
@@ -341,7 +340,6 @@
                 <w:sz w:val="20"/>
                 <w:szCs w:val="20"/>
                 <w:highlight w:val="yellow"/>
-                <w:highlightCs w:val="yellow"/>
               </w:rPr>
               <w:t xml:space="preserve">[uzupełnić wg aktualnego odpisu z KRS: m.in. Piotr Kaźmierczak – Prezes Zarządu; ewentualnie prokurent]</w:t>
             </w:r>
@@ -409,7 +407,6 @@
                 <w:sz w:val="20"/>
                 <w:szCs w:val="20"/>
                 <w:highlight w:val="yellow"/>
-                <w:highlightCs w:val="yellow"/>
               </w:rPr>
               <w:t xml:space="preserve">[uzupełnić wg aktualnego odpisu z KRS / księgi udziałów]</w:t>
             </w:r>
@@ -477,7 +474,6 @@
                 <w:sz w:val="20"/>
                 <w:szCs w:val="20"/>
                 <w:highlight w:val="yellow"/>
-                <w:highlightCs w:val="yellow"/>
               </w:rPr>
               <w:t xml:space="preserve">[uzupełnić imiona i nazwiska, np. Ewa Retajczyk]</w:t>
             </w:r>
